--- a/docs/report.docx
+++ b/docs/report.docx
@@ -299,7 +299,7 @@
           <w:sz w:val="28"/>
           <w:szCs w:val="28"/>
         </w:rPr>
-        <w:t xml:space="preserve">Отчёт содержит 34 стр., 9 таблиц, 2 рисунка, 8 источников, 1 приложение.</w:t>
+        <w:t xml:space="preserve">Отчёт содержит 38 стр., 9 таблиц, 6 рисунков, 9 источников, 2 приложения.</w:t>
       </w:r>
     </w:p>
     <w:p>
@@ -1081,6 +1081,32 @@
           <w:szCs w:val="28"/>
         </w:rPr>
         <w:t xml:space="preserve">	34</w:t>
+      </w:r>
+    </w:p>
+    <w:p>
+      <w:pPr>
+        <w:tabs>
+          <w:tab w:val="right" w:pos="9026" w:leader="dot"/>
+        </w:tabs>
+        <w:spacing w:after="0" w:before="0" w:line="360"/>
+      </w:pPr>
+      <w:r>
+        <w:rPr>
+          <w:rFonts w:ascii="Times New Roman" w:cs="Times New Roman" w:eastAsia="Times New Roman" w:hAnsi="Times New Roman"/>
+          <w:color w:val="000000"/>
+          <w:sz w:val="28"/>
+          <w:szCs w:val="28"/>
+        </w:rPr>
+        <w:t xml:space="preserve">Приложение Б. Скриншоты пользовательского интерфейса</w:t>
+      </w:r>
+      <w:r>
+        <w:rPr>
+          <w:rFonts w:ascii="Times New Roman" w:cs="Times New Roman" w:eastAsia="Times New Roman" w:hAnsi="Times New Roman"/>
+          <w:color w:val="000000"/>
+          <w:sz w:val="28"/>
+          <w:szCs w:val="28"/>
+        </w:rPr>
+        <w:t xml:space="preserve">	35</w:t>
       </w:r>
     </w:p>
     <w:p>
@@ -9717,6 +9743,21 @@
           <w:szCs w:val="28"/>
         </w:rPr>
         <w:t xml:space="preserve">8. pytest documentation [Электронный ресурс]. — URL: https://docs.pytest.org/en/stable/ (дата обращения: 13.07.2026).</w:t>
+      </w:r>
+    </w:p>
+    <w:p>
+      <w:pPr>
+        <w:spacing w:after="0" w:before="0" w:line="360"/>
+        <w:jc w:val="both"/>
+      </w:pPr>
+      <w:r>
+        <w:rPr>
+          <w:rFonts w:ascii="Times New Roman" w:cs="Times New Roman" w:eastAsia="Times New Roman" w:hAnsi="Times New Roman"/>
+          <w:color w:val="000000"/>
+          <w:sz w:val="28"/>
+          <w:szCs w:val="28"/>
+        </w:rPr>
+        <w:t xml:space="preserve">9. Исходный код проекта. Репозиторий на GitHub [Электронный ресурс]. — URL: https://github.com/lilwavedrill/messenger (дата обращения: 16.07.2026).</w:t>
       </w:r>
     </w:p>
     <w:p>
@@ -9833,6 +9874,377 @@
           <w:szCs w:val="28"/>
         </w:rPr>
         <w:t xml:space="preserve">Рисунок А.1 — ER-диаграмма базы данных мессенджера</w:t>
+      </w:r>
+    </w:p>
+    <w:p>
+      <w:pPr>
+        <w:pStyle w:val="Heading1"/>
+        <w:pageBreakBefore/>
+        <w:spacing w:after="240" w:before="240" w:line="360"/>
+        <w:jc w:val="center"/>
+      </w:pPr>
+      <w:r>
+        <w:rPr>
+          <w:rFonts w:ascii="Times New Roman" w:cs="Times New Roman" w:eastAsia="Times New Roman" w:hAnsi="Times New Roman"/>
+          <w:b/>
+          <w:bCs/>
+          <w:color w:val="000000"/>
+          <w:sz w:val="28"/>
+          <w:szCs w:val="28"/>
+        </w:rPr>
+        <w:t xml:space="preserve">ПРИЛОЖЕНИЕ Б</w:t>
+      </w:r>
+    </w:p>
+    <w:p>
+      <w:pPr>
+        <w:spacing w:after="0" w:before="0" w:line="360"/>
+        <w:jc w:val="center"/>
+      </w:pPr>
+      <w:r>
+        <w:rPr>
+          <w:rFonts w:ascii="Times New Roman" w:cs="Times New Roman" w:eastAsia="Times New Roman" w:hAnsi="Times New Roman"/>
+          <w:i/>
+          <w:iCs/>
+          <w:color w:val="000000"/>
+          <w:sz w:val="28"/>
+          <w:szCs w:val="28"/>
+        </w:rPr>
+        <w:t xml:space="preserve">(справочное)</w:t>
+      </w:r>
+    </w:p>
+    <w:p>
+      <w:pPr>
+        <w:spacing w:after="240" w:before="240" w:line="360"/>
+        <w:jc w:val="center"/>
+      </w:pPr>
+      <w:r>
+        <w:rPr>
+          <w:rFonts w:ascii="Times New Roman" w:cs="Times New Roman" w:eastAsia="Times New Roman" w:hAnsi="Times New Roman"/>
+          <w:b/>
+          <w:bCs/>
+          <w:color w:val="000000"/>
+          <w:sz w:val="28"/>
+          <w:szCs w:val="28"/>
+        </w:rPr>
+        <w:t xml:space="preserve">Скриншоты пользовательского интерфейса</w:t>
+      </w:r>
+    </w:p>
+    <w:p>
+      <w:pPr>
+        <w:spacing w:after="0" w:before="0" w:line="360"/>
+        <w:ind w:firstLine="708"/>
+        <w:jc w:val="both"/>
+      </w:pPr>
+      <w:r>
+        <w:rPr>
+          <w:rFonts w:ascii="Times New Roman" w:cs="Times New Roman" w:eastAsia="Times New Roman" w:hAnsi="Times New Roman"/>
+          <w:color w:val="000000"/>
+          <w:sz w:val="28"/>
+          <w:szCs w:val="28"/>
+        </w:rPr>
+        <w:t xml:space="preserve">Ниже приведены скриншоты реально работающего веб-клиента разработанного мессенджера. Все снимки сделаны с локально запущенной копии приложения (backend на http://127.0.0.1:8000, MinIO на http://127.0.0.1:9000, PostgreSQL 17).</w:t>
+      </w:r>
+    </w:p>
+    <w:p>
+      <w:pPr>
+        <w:spacing w:after="0" w:before="240" w:line="360"/>
+        <w:jc w:val="center"/>
+      </w:pPr>
+      <w:r>
+        <w:drawing>
+          <wp:inline distT="0" distB="0" distL="0" distR="0">
+            <wp:extent cx="3619500" cy="4095750"/>
+            <wp:effectExtent t="0" r="0" b="0" l="0"/>
+            <wp:docPr id="1" name="" descr="" title=""/>
+            <wp:cNvGraphicFramePr>
+              <a:graphicFrameLocks xmlns:a="http://schemas.openxmlformats.org/drawingml/2006/main" noChangeAspect="1"/>
+            </wp:cNvGraphicFramePr>
+            <a:graphic xmlns:a="http://schemas.openxmlformats.org/drawingml/2006/main">
+              <a:graphicData uri="http://schemas.openxmlformats.org/drawingml/2006/picture">
+                <pic:pic xmlns:pic="http://schemas.openxmlformats.org/drawingml/2006/picture">
+                  <pic:nvPicPr>
+                    <pic:cNvPr id="0" name="" descr=""/>
+                    <pic:cNvPicPr>
+                      <a:picLocks noChangeAspect="1" noChangeArrowheads="1"/>
+                    </pic:cNvPicPr>
+                  </pic:nvPicPr>
+                  <pic:blipFill>
+                    <a:blip r:embed="rId9" cstate="none"/>
+                    <a:srcRect/>
+                    <a:stretch>
+                      <a:fillRect/>
+                    </a:stretch>
+                  </pic:blipFill>
+                  <pic:spPr bwMode="auto">
+                    <a:xfrm>
+                      <a:off x="0" y="0"/>
+                      <a:ext cx="3619500" cy="4095750"/>
+                    </a:xfrm>
+                    <a:prstGeom prst="rect">
+                      <a:avLst/>
+                    </a:prstGeom>
+                  </pic:spPr>
+                </pic:pic>
+              </a:graphicData>
+            </a:graphic>
+          </wp:inline>
+        </w:drawing>
+      </w:r>
+    </w:p>
+    <w:p>
+      <w:pPr>
+        <w:spacing w:after="0" w:before="0" w:line="360"/>
+        <w:jc w:val="center"/>
+      </w:pPr>
+      <w:r>
+        <w:rPr>
+          <w:rFonts w:ascii="Times New Roman" w:cs="Times New Roman" w:eastAsia="Times New Roman" w:hAnsi="Times New Roman"/>
+          <w:i/>
+          <w:iCs/>
+          <w:color w:val="000000"/>
+          <w:sz w:val="28"/>
+          <w:szCs w:val="28"/>
+        </w:rPr>
+        <w:t xml:space="preserve">Рисунок Б.1 — Форма входа</w:t>
+      </w:r>
+    </w:p>
+    <w:p>
+      <w:pPr>
+        <w:spacing w:after="0" w:before="240" w:line="360"/>
+        <w:jc w:val="center"/>
+      </w:pPr>
+      <w:r>
+        <w:drawing>
+          <wp:inline distT="0" distB="0" distL="0" distR="0">
+            <wp:extent cx="5905500" cy="2838450"/>
+            <wp:effectExtent t="0" r="0" b="0" l="0"/>
+            <wp:docPr id="1" name="" descr="" title=""/>
+            <wp:cNvGraphicFramePr>
+              <a:graphicFrameLocks xmlns:a="http://schemas.openxmlformats.org/drawingml/2006/main" noChangeAspect="1"/>
+            </wp:cNvGraphicFramePr>
+            <a:graphic xmlns:a="http://schemas.openxmlformats.org/drawingml/2006/main">
+              <a:graphicData uri="http://schemas.openxmlformats.org/drawingml/2006/picture">
+                <pic:pic xmlns:pic="http://schemas.openxmlformats.org/drawingml/2006/picture">
+                  <pic:nvPicPr>
+                    <pic:cNvPr id="0" name="" descr=""/>
+                    <pic:cNvPicPr>
+                      <a:picLocks noChangeAspect="1" noChangeArrowheads="1"/>
+                    </pic:cNvPicPr>
+                  </pic:nvPicPr>
+                  <pic:blipFill>
+                    <a:blip r:embed="rId10" cstate="none"/>
+                    <a:srcRect/>
+                    <a:stretch>
+                      <a:fillRect/>
+                    </a:stretch>
+                  </pic:blipFill>
+                  <pic:spPr bwMode="auto">
+                    <a:xfrm>
+                      <a:off x="0" y="0"/>
+                      <a:ext cx="5905500" cy="2838450"/>
+                    </a:xfrm>
+                    <a:prstGeom prst="rect">
+                      <a:avLst/>
+                    </a:prstGeom>
+                  </pic:spPr>
+                </pic:pic>
+              </a:graphicData>
+            </a:graphic>
+          </wp:inline>
+        </w:drawing>
+      </w:r>
+    </w:p>
+    <w:p>
+      <w:pPr>
+        <w:spacing w:after="0" w:before="0" w:line="360"/>
+        <w:jc w:val="center"/>
+      </w:pPr>
+      <w:r>
+        <w:rPr>
+          <w:rFonts w:ascii="Times New Roman" w:cs="Times New Roman" w:eastAsia="Times New Roman" w:hAnsi="Times New Roman"/>
+          <w:i/>
+          <w:iCs/>
+          <w:color w:val="000000"/>
+          <w:sz w:val="28"/>
+          <w:szCs w:val="28"/>
+        </w:rPr>
+        <w:t xml:space="preserve">Рисунок Б.2 — Основной экран: сайдбар, список чатов, диалог</w:t>
+      </w:r>
+    </w:p>
+    <w:p>
+      <w:pPr>
+        <w:spacing w:after="0" w:before="240" w:line="360"/>
+        <w:jc w:val="center"/>
+      </w:pPr>
+      <w:r>
+        <w:drawing>
+          <wp:inline distT="0" distB="0" distL="0" distR="0">
+            <wp:extent cx="3619500" cy="3943350"/>
+            <wp:effectExtent t="0" r="0" b="0" l="0"/>
+            <wp:docPr id="1" name="" descr="" title=""/>
+            <wp:cNvGraphicFramePr>
+              <a:graphicFrameLocks xmlns:a="http://schemas.openxmlformats.org/drawingml/2006/main" noChangeAspect="1"/>
+            </wp:cNvGraphicFramePr>
+            <a:graphic xmlns:a="http://schemas.openxmlformats.org/drawingml/2006/main">
+              <a:graphicData uri="http://schemas.openxmlformats.org/drawingml/2006/picture">
+                <pic:pic xmlns:pic="http://schemas.openxmlformats.org/drawingml/2006/picture">
+                  <pic:nvPicPr>
+                    <pic:cNvPr id="0" name="" descr=""/>
+                    <pic:cNvPicPr>
+                      <a:picLocks noChangeAspect="1" noChangeArrowheads="1"/>
+                    </pic:cNvPicPr>
+                  </pic:nvPicPr>
+                  <pic:blipFill>
+                    <a:blip r:embed="rId11" cstate="none"/>
+                    <a:srcRect/>
+                    <a:stretch>
+                      <a:fillRect/>
+                    </a:stretch>
+                  </pic:blipFill>
+                  <pic:spPr bwMode="auto">
+                    <a:xfrm>
+                      <a:off x="0" y="0"/>
+                      <a:ext cx="3619500" cy="3943350"/>
+                    </a:xfrm>
+                    <a:prstGeom prst="rect">
+                      <a:avLst/>
+                    </a:prstGeom>
+                  </pic:spPr>
+                </pic:pic>
+              </a:graphicData>
+            </a:graphic>
+          </wp:inline>
+        </w:drawing>
+      </w:r>
+    </w:p>
+    <w:p>
+      <w:pPr>
+        <w:spacing w:after="0" w:before="0" w:line="360"/>
+        <w:jc w:val="center"/>
+      </w:pPr>
+      <w:r>
+        <w:rPr>
+          <w:rFonts w:ascii="Times New Roman" w:cs="Times New Roman" w:eastAsia="Times New Roman" w:hAnsi="Times New Roman"/>
+          <w:i/>
+          <w:iCs/>
+          <w:color w:val="000000"/>
+          <w:sz w:val="28"/>
+          <w:szCs w:val="28"/>
+        </w:rPr>
+        <w:t xml:space="preserve">Рисунок Б.3 — Модальное окно профиля пользователя</w:t>
+      </w:r>
+    </w:p>
+    <w:p>
+      <w:pPr>
+        <w:spacing w:after="0" w:before="240" w:line="360"/>
+        <w:jc w:val="center"/>
+      </w:pPr>
+      <w:r>
+        <w:drawing>
+          <wp:inline distT="0" distB="0" distL="0" distR="0">
+            <wp:extent cx="3619500" cy="3590925"/>
+            <wp:effectExtent t="0" r="0" b="0" l="0"/>
+            <wp:docPr id="1" name="" descr="" title=""/>
+            <wp:cNvGraphicFramePr>
+              <a:graphicFrameLocks xmlns:a="http://schemas.openxmlformats.org/drawingml/2006/main" noChangeAspect="1"/>
+            </wp:cNvGraphicFramePr>
+            <a:graphic xmlns:a="http://schemas.openxmlformats.org/drawingml/2006/main">
+              <a:graphicData uri="http://schemas.openxmlformats.org/drawingml/2006/picture">
+                <pic:pic xmlns:pic="http://schemas.openxmlformats.org/drawingml/2006/picture">
+                  <pic:nvPicPr>
+                    <pic:cNvPr id="0" name="" descr=""/>
+                    <pic:cNvPicPr>
+                      <a:picLocks noChangeAspect="1" noChangeArrowheads="1"/>
+                    </pic:cNvPicPr>
+                  </pic:nvPicPr>
+                  <pic:blipFill>
+                    <a:blip r:embed="rId12" cstate="none"/>
+                    <a:srcRect/>
+                    <a:stretch>
+                      <a:fillRect/>
+                    </a:stretch>
+                  </pic:blipFill>
+                  <pic:spPr bwMode="auto">
+                    <a:xfrm>
+                      <a:off x="0" y="0"/>
+                      <a:ext cx="3619500" cy="3590925"/>
+                    </a:xfrm>
+                    <a:prstGeom prst="rect">
+                      <a:avLst/>
+                    </a:prstGeom>
+                  </pic:spPr>
+                </pic:pic>
+              </a:graphicData>
+            </a:graphic>
+          </wp:inline>
+        </w:drawing>
+      </w:r>
+    </w:p>
+    <w:p>
+      <w:pPr>
+        <w:spacing w:after="0" w:before="0" w:line="360"/>
+        <w:jc w:val="center"/>
+      </w:pPr>
+      <w:r>
+        <w:rPr>
+          <w:rFonts w:ascii="Times New Roman" w:cs="Times New Roman" w:eastAsia="Times New Roman" w:hAnsi="Times New Roman"/>
+          <w:i/>
+          <w:iCs/>
+          <w:color w:val="000000"/>
+          <w:sz w:val="28"/>
+          <w:szCs w:val="28"/>
+        </w:rPr>
+        <w:t xml:space="preserve">Рисунок Б.4 — Модальное окно создания группового чата</w:t>
+      </w:r>
+    </w:p>
+    <w:p>
+      <w:pPr>
+        <w:spacing w:after="0" w:before="0" w:line="360"/>
+      </w:pPr>
+      <w:r>
+        <w:rPr>
+          <w:rFonts w:ascii="Times New Roman" w:cs="Times New Roman" w:eastAsia="Times New Roman" w:hAnsi="Times New Roman"/>
+          <w:color w:val="000000"/>
+          <w:sz w:val="28"/>
+          <w:szCs w:val="28"/>
+        </w:rPr>
+        <w:t xml:space="preserve"> </w:t>
+      </w:r>
+    </w:p>
+    <w:p>
+      <w:pPr>
+        <w:spacing w:after="0" w:before="0" w:line="360"/>
+        <w:ind w:firstLine="708"/>
+        <w:jc w:val="both"/>
+      </w:pPr>
+      <w:r>
+        <w:rPr>
+          <w:rFonts w:ascii="Times New Roman" w:cs="Times New Roman" w:eastAsia="Times New Roman" w:hAnsi="Times New Roman"/>
+          <w:color w:val="000000"/>
+          <w:sz w:val="28"/>
+          <w:szCs w:val="28"/>
+        </w:rPr>
+        <w:t xml:space="preserve">Исходный код проекта, включая все программные модули, миграции базы данных, автоматические тесты и настоящий отчёт, доступен в публичном репозитории на GitHub по адресу: </w:t>
+      </w:r>
+      <w:r>
+        <w:rPr>
+          <w:rFonts w:ascii="Times New Roman" w:cs="Times New Roman" w:eastAsia="Times New Roman" w:hAnsi="Times New Roman"/>
+          <w:b/>
+          <w:bCs/>
+          <w:color w:val="000000"/>
+          <w:sz w:val="28"/>
+          <w:szCs w:val="28"/>
+        </w:rPr>
+        <w:t xml:space="preserve">https://github.com/lilwavedrill/messenger</w:t>
+      </w:r>
+      <w:r>
+        <w:rPr>
+          <w:rFonts w:ascii="Times New Roman" w:cs="Times New Roman" w:eastAsia="Times New Roman" w:hAnsi="Times New Roman"/>
+          <w:color w:val="000000"/>
+          <w:sz w:val="28"/>
+          <w:szCs w:val="28"/>
+        </w:rPr>
+        <w:t xml:space="preserve">.</w:t>
       </w:r>
     </w:p>
     <w:sectPr>

--- a/docs/report.docx
+++ b/docs/report.docx
@@ -192,7 +192,7 @@
           <w:sz w:val="28"/>
           <w:szCs w:val="28"/>
         </w:rPr>
-        <w:t xml:space="preserve">Кривонос Никита   ________________</w:t>
+        <w:t xml:space="preserve">Кривонос Никита Николаевич   ________________</w:t>
       </w:r>
     </w:p>
     <w:p>
